--- a/تحليل_نظام_الدردشة_الفوري.docx
+++ b/تحليل_نظام_الدردشة_الفوري.docx
@@ -29,27 +29,113 @@
         <w:bidi/>
       </w:pPr>
       <w:r>
+        <w:t xml:space="preserve">.1 </w:t>
+      </w:r>
+      <w:r>
+        <w:rPr>
+          <w:rFonts w:hint="cs"/>
+          <w:rtl/>
+          <w:lang w:bidi="ar-SY"/>
+        </w:rPr>
+        <w:t xml:space="preserve"> </w:t>
+      </w:r>
+      <w:r>
+        <w:rPr>
+          <w:rtl/>
+        </w:rPr>
+        <w:t>المقدمة</w:t>
+      </w:r>
+    </w:p>
+    <w:p>
+      <w:pPr>
+        <w:pStyle w:val="MdParagraph"/>
+        <w:bidi/>
+        <w:rPr>
+          <w:rtl/>
+          <w:lang w:bidi="ar-SY"/>
+        </w:rPr>
+      </w:pPr>
+      <w:r>
+        <w:rPr>
+          <w:rtl/>
+        </w:rPr>
+        <w:t>في عصر الاتصالات الرقمية، أصبحت أنظمة الدردشة الفورية جزءاً لا يتجزأ من حياتنا اليومية، سواء للتواصل الشخصي أو المهني</w:t>
+      </w:r>
+      <w:r>
+        <w:t xml:space="preserve">. </w:t>
+      </w:r>
+      <w:r>
+        <w:rPr>
+          <w:rtl/>
+        </w:rPr>
+        <w:t>يهدف هذا المشروع إلى تصميم وتطوير نظام دردشة فوري يعتمد على معمارية العميل والخادم، ويوفر ميزات أساسية مثل الغرف العامة والرسائل الخاصة وإدارة المستخدمين</w:t>
+      </w:r>
+      <w:r>
+        <w:t xml:space="preserve">. </w:t>
+      </w:r>
+    </w:p>
+    <w:p>
+      <w:pPr>
+        <w:pStyle w:val="MdParagraph"/>
+        <w:bidi/>
+      </w:pPr>
+      <w:r>
+        <w:rPr>
+          <w:rtl/>
+        </w:rPr>
+        <w:t>يركز هذا المستند على تحليل النظام المقترح، تحديد متطلباته، وتقديم نظرة عامة على مكوناته الرئيسية</w:t>
+      </w:r>
+      <w:r>
         <w:t>.</w:t>
       </w:r>
-      <w:r>
-        <w:t>1</w:t>
-      </w:r>
-      <w:r>
+    </w:p>
+    <w:p>
+      <w:pPr>
+        <w:pStyle w:val="MdSpace"/>
+        <w:bidi/>
+        <w:spacing w:after="60"/>
+      </w:pPr>
+    </w:p>
+    <w:p>
+      <w:pPr>
+        <w:pStyle w:val="MdHeading2"/>
+        <w:bidi/>
+      </w:pPr>
+      <w:r>
+        <w:t xml:space="preserve">.2 </w:t>
+      </w:r>
+      <w:r>
+        <w:rPr>
+          <w:rFonts w:hint="cs"/>
+          <w:rtl/>
+          <w:lang w:bidi="ar-SY"/>
+        </w:rPr>
         <w:t xml:space="preserve"> </w:t>
       </w:r>
       <w:r>
         <w:rPr>
-          <w:rFonts w:hint="cs"/>
+          <w:rtl/>
+        </w:rPr>
+        <w:t>بيان المشكلة</w:t>
+      </w:r>
+    </w:p>
+    <w:p>
+      <w:pPr>
+        <w:pStyle w:val="MdParagraph"/>
+        <w:bidi/>
+        <w:rPr>
           <w:rtl/>
           <w:lang w:bidi="ar-SY"/>
         </w:rPr>
-        <w:t xml:space="preserve"> </w:t>
-      </w:r>
-      <w:r>
-        <w:rPr>
-          <w:rtl/>
-        </w:rPr>
-        <w:t>المقدمة</w:t>
+      </w:pPr>
+      <w:r>
+        <w:rPr>
+          <w:rtl/>
+        </w:rPr>
+        <w:t>تتطلب البيئات الحديثة، سواء كانت أكاديمية أو مهنية، أدوات تواصل فعالة وفورية</w:t>
+      </w:r>
+      <w:r>
+        <w:t xml:space="preserve">. </w:t>
       </w:r>
     </w:p>
     <w:p>
@@ -57,127 +143,14 @@
         <w:pStyle w:val="MdParagraph"/>
         <w:bidi/>
         <w:rPr>
-          <w:rFonts w:hint="cs"/>
-          <w:rtl/>
-          <w:lang w:bidi="ar-SY"/>
-        </w:rPr>
-      </w:pPr>
-      <w:r>
-        <w:rPr>
-          <w:rtl/>
-        </w:rPr>
-        <w:t>في عصر الاتصالات الرقمية، أصبحت أنظمة الدردشة الفورية جزءاً لا يتجزأ من حياتنا اليومية، سواء للتواصل الشخصي أو المهني</w:t>
-      </w:r>
-      <w:r>
-        <w:t xml:space="preserve">. </w:t>
-      </w:r>
-      <w:r>
-        <w:rPr>
-          <w:rtl/>
-        </w:rPr>
-        <w:t>يهدف هذا المشروع إلى تصميم وتطوير نظام دردشة فوري يعتمد على معمارية العميل والخادم، ويوفر ميزات أساسية مثل الغرف العامة والرسائل الخاصة و</w:t>
-      </w:r>
-      <w:r>
-        <w:rPr>
-          <w:rtl/>
-        </w:rPr>
-        <w:t>إدارة المستخدمين</w:t>
-      </w:r>
-      <w:r>
-        <w:t xml:space="preserve">. </w:t>
-      </w:r>
-    </w:p>
-    <w:p>
-      <w:pPr>
-        <w:pStyle w:val="MdParagraph"/>
-        <w:bidi/>
-      </w:pPr>
-      <w:r>
-        <w:rPr>
-          <w:rtl/>
-        </w:rPr>
-        <w:t>يركز هذا المستند على تحليل النظام المقترح، تحديد متطلباته، وتقديم نظرة عامة على مكوناته الرئيسية</w:t>
-      </w:r>
-      <w:r>
-        <w:t>.</w:t>
-      </w:r>
-    </w:p>
-    <w:p>
-      <w:pPr>
-        <w:pStyle w:val="MdSpace"/>
-        <w:bidi/>
-        <w:spacing w:after="60"/>
-      </w:pPr>
-    </w:p>
-    <w:p>
-      <w:pPr>
-        <w:pStyle w:val="MdHeading2"/>
-        <w:bidi/>
-      </w:pPr>
-      <w:r>
-        <w:t>.</w:t>
-      </w:r>
-      <w:r>
-        <w:t>2</w:t>
-      </w:r>
-      <w:r>
-        <w:t xml:space="preserve"> </w:t>
-      </w:r>
-      <w:r>
-        <w:rPr>
-          <w:rFonts w:hint="cs"/>
-          <w:rtl/>
-          <w:lang w:bidi="ar-SY"/>
-        </w:rPr>
-        <w:t xml:space="preserve"> </w:t>
-      </w:r>
-      <w:r>
-        <w:rPr>
-          <w:rtl/>
-        </w:rPr>
-        <w:t>بيان المشكلة</w:t>
-      </w:r>
-    </w:p>
-    <w:p>
-      <w:pPr>
-        <w:pStyle w:val="MdParagraph"/>
-        <w:bidi/>
-        <w:rPr>
-          <w:rFonts w:hint="cs"/>
-          <w:rtl/>
-          <w:lang w:bidi="ar-SY"/>
-        </w:rPr>
-      </w:pPr>
-      <w:r>
-        <w:rPr>
-          <w:rtl/>
-        </w:rPr>
-        <w:t>تتطلب البيئات الحديثة، سواء كانت أكاديمية أو مهنية، أدوات تواصل فعالة وفورية</w:t>
-      </w:r>
-      <w:r>
-        <w:t xml:space="preserve">. </w:t>
-      </w:r>
-    </w:p>
-    <w:p>
-      <w:pPr>
-        <w:pStyle w:val="MdParagraph"/>
-        <w:bidi/>
-        <w:rPr>
-          <w:rFonts w:hint="cs"/>
-          <w:rtl/>
-        </w:rPr>
-      </w:pPr>
-      <w:r>
-        <w:rPr>
-          <w:rtl/>
-        </w:rPr>
-        <w:t>الأنظمة التقليدية القائمة على البريد الإلكترو</w:t>
-      </w:r>
-      <w:r>
-        <w:rPr>
-          <w:rtl/>
-        </w:rPr>
-        <w:t>ني أو المنتديات قد لا توفر السرعة والتفاعل المطلوبين للتواصل في الوقت الحقيقي</w:t>
+          <w:rtl/>
+        </w:rPr>
+      </w:pPr>
+      <w:r>
+        <w:rPr>
+          <w:rtl/>
+        </w:rPr>
+        <w:t>الأنظمة التقليدية القائمة على البريد الإلكتروني أو المنتديات قد لا توفر السرعة والتفاعل المطلوبين للتواصل في الوقت الحقيقي</w:t>
       </w:r>
       <w:r>
         <w:t xml:space="preserve">. </w:t>
@@ -210,19 +183,722 @@
         <w:bidi/>
       </w:pPr>
       <w:r>
-        <w:t xml:space="preserve"> .</w:t>
-      </w:r>
-      <w:r>
-        <w:t>3</w:t>
-      </w:r>
-      <w:r>
+        <w:t xml:space="preserve"> .3 </w:t>
+      </w:r>
+      <w:r>
+        <w:rPr>
+          <w:rtl/>
+        </w:rPr>
+        <w:t>الأهداف</w:t>
+      </w:r>
+    </w:p>
+    <w:p>
+      <w:pPr>
+        <w:pStyle w:val="MdParagraph"/>
+        <w:bidi/>
+      </w:pPr>
+      <w:r>
+        <w:rPr>
+          <w:rtl/>
+        </w:rPr>
+        <w:t>يهدف هذا المشروع إلى تحقيق الأهداف التالية</w:t>
+      </w:r>
+      <w:r>
+        <w:t>:</w:t>
+      </w:r>
+    </w:p>
+    <w:p>
+      <w:pPr>
+        <w:pStyle w:val="MdSpace"/>
+        <w:bidi/>
+        <w:spacing w:after="60"/>
+      </w:pPr>
+    </w:p>
+    <w:p>
+      <w:pPr>
+        <w:pStyle w:val="MdListItem"/>
+        <w:numPr>
+          <w:ilvl w:val="0"/>
+          <w:numId w:val="2"/>
+        </w:numPr>
+        <w:bidi/>
+      </w:pPr>
+      <w:r>
+        <w:rPr>
+          <w:rStyle w:val="MdStrong"/>
+          <w:rtl/>
+        </w:rPr>
+        <w:t>الهدف الرئيسي</w:t>
+      </w:r>
+      <w:r>
+        <w:rPr>
+          <w:rStyle w:val="MdStrong"/>
+        </w:rPr>
+        <w:t>:</w:t>
+      </w:r>
+      <w:r>
+        <w:rPr>
+          <w:rtl/>
+        </w:rPr>
+        <w:t xml:space="preserve"> تصميم وتطوير نظام دردشة فوري مستقر وفعال يعتمد على معمارية العميل والخادم</w:t>
+      </w:r>
+      <w:r>
+        <w:t>.</w:t>
+      </w:r>
+    </w:p>
+    <w:p>
+      <w:pPr>
+        <w:pStyle w:val="MdListItem"/>
+        <w:numPr>
+          <w:ilvl w:val="0"/>
+          <w:numId w:val="2"/>
+        </w:numPr>
+        <w:bidi/>
+      </w:pPr>
+      <w:r>
+        <w:rPr>
+          <w:rStyle w:val="MdStrong"/>
+          <w:rtl/>
+        </w:rPr>
+        <w:t>الأهداف الفرعية</w:t>
+      </w:r>
+      <w:r>
+        <w:rPr>
+          <w:rStyle w:val="MdStrong"/>
+        </w:rPr>
+        <w:t>:</w:t>
+      </w:r>
+    </w:p>
+    <w:p>
+      <w:pPr>
+        <w:pStyle w:val="MdListItem"/>
+        <w:numPr>
+          <w:ilvl w:val="1"/>
+          <w:numId w:val="2"/>
+        </w:numPr>
+        <w:bidi/>
+      </w:pPr>
+      <w:r>
+        <w:rPr>
+          <w:rtl/>
+        </w:rPr>
+        <w:t>توفير غرف دردشة متعددة لتنظيم المحادثات الجماعية</w:t>
+      </w:r>
+      <w:r>
+        <w:t>.</w:t>
+      </w:r>
+    </w:p>
+    <w:p>
+      <w:pPr>
+        <w:pStyle w:val="MdListItem"/>
+        <w:numPr>
+          <w:ilvl w:val="1"/>
+          <w:numId w:val="2"/>
+        </w:numPr>
+        <w:bidi/>
+      </w:pPr>
+      <w:r>
+        <w:rPr>
+          <w:rtl/>
+        </w:rPr>
+        <w:t>تمكين المستخدمين من إرسال واستقبال الرسائل الخاصة بشكل آمن</w:t>
+      </w:r>
+      <w:r>
+        <w:t>.</w:t>
+      </w:r>
+    </w:p>
+    <w:p>
+      <w:pPr>
+        <w:pStyle w:val="MdListItem"/>
+        <w:numPr>
+          <w:ilvl w:val="1"/>
+          <w:numId w:val="2"/>
+        </w:numPr>
+        <w:bidi/>
+      </w:pPr>
+      <w:r>
+        <w:rPr>
+          <w:rtl/>
+        </w:rPr>
+        <w:t>إدارة قائمة المستخدمين المتصلين وعرض حالتهم</w:t>
+      </w:r>
+      <w:r>
+        <w:t>.</w:t>
+      </w:r>
+    </w:p>
+    <w:p>
+      <w:pPr>
+        <w:pStyle w:val="MdListItem"/>
+        <w:numPr>
+          <w:ilvl w:val="1"/>
+          <w:numId w:val="2"/>
+        </w:numPr>
+        <w:bidi/>
+      </w:pPr>
+      <w:r>
+        <w:rPr>
+          <w:rtl/>
+        </w:rPr>
+        <w:t xml:space="preserve">توفير سجل للمحادثات </w:t>
+      </w:r>
+      <w:r>
+        <w:t xml:space="preserve">(History) </w:t>
+      </w:r>
+      <w:r>
+        <w:rPr>
+          <w:rFonts w:hint="cs"/>
+          <w:rtl/>
+        </w:rPr>
         <w:t xml:space="preserve"> </w:t>
       </w:r>
       <w:r>
         <w:rPr>
           <w:rtl/>
         </w:rPr>
-        <w:t>الأهداف</w:t>
+        <w:t>لضمان استمرارية السياق</w:t>
+      </w:r>
+      <w:r>
+        <w:t>.</w:t>
+      </w:r>
+    </w:p>
+    <w:p>
+      <w:pPr>
+        <w:pStyle w:val="MdListItem"/>
+        <w:numPr>
+          <w:ilvl w:val="1"/>
+          <w:numId w:val="2"/>
+        </w:numPr>
+        <w:bidi/>
+      </w:pPr>
+      <w:r>
+        <w:rPr>
+          <w:rtl/>
+        </w:rPr>
+        <w:t>تضمين نظام إشعارات فعال لتنبيه المستخدمين بالرسائل الجديدة في الغرف أو المحادثات الخاصة</w:t>
+      </w:r>
+      <w:r>
+        <w:t>.</w:t>
+      </w:r>
+    </w:p>
+    <w:p>
+      <w:pPr>
+        <w:pStyle w:val="MdListItem"/>
+        <w:numPr>
+          <w:ilvl w:val="1"/>
+          <w:numId w:val="2"/>
+        </w:numPr>
+        <w:bidi/>
+      </w:pPr>
+      <w:r>
+        <w:rPr>
+          <w:rtl/>
+        </w:rPr>
+        <w:t>بناء واجهة مستخدم نظيفة وحديثة وسهلة الاستخدام</w:t>
+      </w:r>
+      <w:r>
+        <w:t>.</w:t>
+      </w:r>
+    </w:p>
+    <w:p>
+      <w:pPr>
+        <w:pStyle w:val="MdSpace"/>
+        <w:bidi/>
+        <w:spacing w:after="60"/>
+      </w:pPr>
+    </w:p>
+    <w:p>
+      <w:pPr>
+        <w:pStyle w:val="MdHeading2"/>
+        <w:bidi/>
+      </w:pPr>
+      <w:r>
+        <w:t xml:space="preserve">.4 </w:t>
+      </w:r>
+      <w:r>
+        <w:rPr>
+          <w:rFonts w:hint="cs"/>
+          <w:rtl/>
+        </w:rPr>
+        <w:t xml:space="preserve"> </w:t>
+      </w:r>
+      <w:r>
+        <w:rPr>
+          <w:rtl/>
+        </w:rPr>
+        <w:t>متطلبات النظام</w:t>
+      </w:r>
+    </w:p>
+    <w:p>
+      <w:pPr>
+        <w:pStyle w:val="MdHeading3"/>
+        <w:bidi/>
+      </w:pPr>
+      <w:r>
+        <w:t xml:space="preserve">4.1 </w:t>
+      </w:r>
+      <w:r>
+        <w:rPr>
+          <w:rtl/>
+        </w:rPr>
+        <w:t xml:space="preserve">المتطلبات الوظيفية </w:t>
+      </w:r>
+      <w:r>
+        <w:t>(Functional Requirements)</w:t>
+      </w:r>
+    </w:p>
+    <w:p>
+      <w:pPr>
+        <w:pStyle w:val="MdListItem"/>
+        <w:numPr>
+          <w:ilvl w:val="0"/>
+          <w:numId w:val="2"/>
+        </w:numPr>
+        <w:bidi/>
+      </w:pPr>
+      <w:r>
+        <w:rPr>
+          <w:rtl/>
+        </w:rPr>
+        <w:t>يجب أن يسمح النظام للمستخدمين بتسجيل الدخول باسم مستخدم فريد</w:t>
+      </w:r>
+      <w:r>
+        <w:t>.</w:t>
+      </w:r>
+    </w:p>
+    <w:p>
+      <w:pPr>
+        <w:pStyle w:val="MdListItem"/>
+        <w:numPr>
+          <w:ilvl w:val="0"/>
+          <w:numId w:val="2"/>
+        </w:numPr>
+        <w:bidi/>
+      </w:pPr>
+      <w:r>
+        <w:rPr>
+          <w:rtl/>
+        </w:rPr>
+        <w:t>يجب أن يدعم النظام غرف دردشة متعددة يمكن للمستخدمين الانضمام إليها والمغادرة منها</w:t>
+      </w:r>
+      <w:r>
+        <w:t>.</w:t>
+      </w:r>
+    </w:p>
+    <w:p>
+      <w:pPr>
+        <w:pStyle w:val="MdListItem"/>
+        <w:numPr>
+          <w:ilvl w:val="0"/>
+          <w:numId w:val="2"/>
+        </w:numPr>
+        <w:bidi/>
+      </w:pPr>
+      <w:r>
+        <w:rPr>
+          <w:rtl/>
+        </w:rPr>
+        <w:t>يجب أن يتمكن المستخدمون من إرسال رسائل عامة داخل الغرفة التي يتواجدون فيها</w:t>
+      </w:r>
+      <w:r>
+        <w:t>.</w:t>
+      </w:r>
+    </w:p>
+    <w:p>
+      <w:pPr>
+        <w:pStyle w:val="MdListItem"/>
+        <w:numPr>
+          <w:ilvl w:val="0"/>
+          <w:numId w:val="2"/>
+        </w:numPr>
+        <w:bidi/>
+        <w:rPr>
+          <w:rFonts w:hint="cs"/>
+        </w:rPr>
+      </w:pPr>
+      <w:r>
+        <w:rPr>
+          <w:rtl/>
+        </w:rPr>
+        <w:t>يجب أن يتمكن المستخدمون من إرسال رسائل خاصة لمستخدمين آخرين</w:t>
+      </w:r>
+      <w:r>
+        <w:t>.</w:t>
+      </w:r>
+    </w:p>
+    <w:p>
+      <w:pPr>
+        <w:pStyle w:val="MdListItem"/>
+        <w:numPr>
+          <w:ilvl w:val="0"/>
+          <w:numId w:val="2"/>
+        </w:numPr>
+        <w:bidi/>
+        <w:rPr>
+          <w:rFonts w:hint="cs"/>
+        </w:rPr>
+      </w:pPr>
+      <w:r>
+        <w:rPr>
+          <w:rFonts w:hint="cs"/>
+          <w:rtl/>
+        </w:rPr>
+        <w:t>يجب أن يتمكن المستخدمون من مشاركة الملفات مع مستخدمين آخرين</w:t>
+      </w:r>
+    </w:p>
+    <w:p>
+      <w:pPr>
+        <w:pStyle w:val="MdListItem"/>
+        <w:numPr>
+          <w:ilvl w:val="0"/>
+          <w:numId w:val="2"/>
+        </w:numPr>
+        <w:bidi/>
+      </w:pPr>
+      <w:r>
+        <w:rPr>
+          <w:rFonts w:hint="cs"/>
+          <w:rtl/>
+        </w:rPr>
+        <w:lastRenderedPageBreak/>
+        <w:t>يجب أن يتمكن المستخدمون من مشاركة الملفات داخل الغرفة التي يتواجدون فيها</w:t>
+      </w:r>
+    </w:p>
+    <w:p>
+      <w:pPr>
+        <w:pStyle w:val="MdListItem"/>
+        <w:numPr>
+          <w:ilvl w:val="0"/>
+          <w:numId w:val="2"/>
+        </w:numPr>
+        <w:bidi/>
+      </w:pPr>
+      <w:r>
+        <w:rPr>
+          <w:rtl/>
+        </w:rPr>
+        <w:t>يجب أن يعرض النظام قائمة بالمستخدمين المتصلين حالياً</w:t>
+      </w:r>
+      <w:r>
+        <w:t>.</w:t>
+      </w:r>
+    </w:p>
+    <w:p>
+      <w:pPr>
+        <w:pStyle w:val="MdListItem"/>
+        <w:numPr>
+          <w:ilvl w:val="0"/>
+          <w:numId w:val="2"/>
+        </w:numPr>
+        <w:bidi/>
+      </w:pPr>
+      <w:r>
+        <w:rPr>
+          <w:rtl/>
+        </w:rPr>
+        <w:t xml:space="preserve">يجب أن يحافظ النظام على سجل </w:t>
+      </w:r>
+      <w:r>
+        <w:t xml:space="preserve">(History) </w:t>
+      </w:r>
+      <w:r>
+        <w:rPr>
+          <w:rtl/>
+        </w:rPr>
+        <w:t xml:space="preserve">لآخر </w:t>
+      </w:r>
+      <w:r>
+        <w:t xml:space="preserve">50 </w:t>
+      </w:r>
+      <w:r>
+        <w:rPr>
+          <w:rtl/>
+        </w:rPr>
+        <w:t>رسالة في كل غرفة ومحادثة خاصة</w:t>
+      </w:r>
+      <w:r>
+        <w:t>.</w:t>
+      </w:r>
+    </w:p>
+    <w:p>
+      <w:pPr>
+        <w:pStyle w:val="MdListItem"/>
+        <w:numPr>
+          <w:ilvl w:val="0"/>
+          <w:numId w:val="2"/>
+        </w:numPr>
+        <w:bidi/>
+      </w:pPr>
+      <w:r>
+        <w:rPr>
+          <w:rtl/>
+        </w:rPr>
+        <w:t xml:space="preserve">يجب أن يوفر النظام إشعارات مرئية وصوتية للرسائل الجديدة </w:t>
+      </w:r>
+      <w:r>
+        <w:t>(</w:t>
+      </w:r>
+      <w:r>
+        <w:rPr>
+          <w:rtl/>
+        </w:rPr>
+        <w:t>سواء في الغرف أو الرسائل الخاصة</w:t>
+      </w:r>
+      <w:r>
+        <w:t>).</w:t>
+      </w:r>
+    </w:p>
+    <w:p>
+      <w:pPr>
+        <w:pStyle w:val="MdListItem"/>
+        <w:numPr>
+          <w:ilvl w:val="0"/>
+          <w:numId w:val="2"/>
+        </w:numPr>
+        <w:bidi/>
+      </w:pPr>
+      <w:r>
+        <w:rPr>
+          <w:rtl/>
+        </w:rPr>
+        <w:t>يجب أن يسمح النظام للمستخدمين بالتبديل بين الغرف والمحادثات الخاصة بسلاسة</w:t>
+      </w:r>
+      <w:r>
+        <w:t>.</w:t>
+      </w:r>
+    </w:p>
+    <w:p>
+      <w:pPr>
+        <w:pStyle w:val="MdSpace"/>
+        <w:bidi/>
+        <w:spacing w:after="60"/>
+      </w:pPr>
+    </w:p>
+    <w:p>
+      <w:pPr>
+        <w:pStyle w:val="MdHeading3"/>
+        <w:bidi/>
+      </w:pPr>
+      <w:r>
+        <w:t xml:space="preserve">4.2 </w:t>
+      </w:r>
+      <w:r>
+        <w:rPr>
+          <w:rtl/>
+        </w:rPr>
+        <w:t xml:space="preserve">المتطلبات غير الوظيفية </w:t>
+      </w:r>
+      <w:r>
+        <w:t>(Non-Functional Requirements)</w:t>
+      </w:r>
+    </w:p>
+    <w:p>
+      <w:pPr>
+        <w:pStyle w:val="MdListItem"/>
+        <w:numPr>
+          <w:ilvl w:val="0"/>
+          <w:numId w:val="2"/>
+        </w:numPr>
+        <w:bidi/>
+      </w:pPr>
+      <w:r>
+        <w:rPr>
+          <w:rStyle w:val="MdStrong"/>
+          <w:rtl/>
+        </w:rPr>
+        <w:t>الأداء</w:t>
+      </w:r>
+      <w:r>
+        <w:rPr>
+          <w:rStyle w:val="MdStrong"/>
+        </w:rPr>
+        <w:t>:</w:t>
+      </w:r>
+      <w:r>
+        <w:rPr>
+          <w:rtl/>
+        </w:rPr>
+        <w:t xml:space="preserve"> يجب أن يكون النظام قادراً على معالجة الرسائل في الوقت الحقيقي بحد أدنى من التأخير </w:t>
+      </w:r>
+      <w:r>
+        <w:t>(Low Latency).</w:t>
+      </w:r>
+    </w:p>
+    <w:p>
+      <w:pPr>
+        <w:pStyle w:val="MdListItem"/>
+        <w:numPr>
+          <w:ilvl w:val="0"/>
+          <w:numId w:val="2"/>
+        </w:numPr>
+        <w:bidi/>
+      </w:pPr>
+      <w:proofErr w:type="spellStart"/>
+      <w:r>
+        <w:rPr>
+          <w:rStyle w:val="MdStrong"/>
+          <w:rtl/>
+        </w:rPr>
+        <w:t>الموثوقية</w:t>
+      </w:r>
+      <w:proofErr w:type="spellEnd"/>
+      <w:r>
+        <w:rPr>
+          <w:rStyle w:val="MdStrong"/>
+        </w:rPr>
+        <w:t>:</w:t>
+      </w:r>
+      <w:r>
+        <w:rPr>
+          <w:rtl/>
+        </w:rPr>
+        <w:t xml:space="preserve"> يجب أن يكون النظام مستقراً وقادراً على التعامل مع انقطاع الاتصال وإعادة الاتصال تلقائياً</w:t>
+      </w:r>
+      <w:r>
+        <w:t>.</w:t>
+      </w:r>
+    </w:p>
+    <w:p>
+      <w:pPr>
+        <w:pStyle w:val="MdListItem"/>
+        <w:numPr>
+          <w:ilvl w:val="0"/>
+          <w:numId w:val="2"/>
+        </w:numPr>
+        <w:bidi/>
+      </w:pPr>
+      <w:r>
+        <w:rPr>
+          <w:rStyle w:val="MdStrong"/>
+          <w:rtl/>
+        </w:rPr>
+        <w:t>قابلية الاستخدام</w:t>
+      </w:r>
+      <w:r>
+        <w:rPr>
+          <w:rStyle w:val="MdStrong"/>
+        </w:rPr>
+        <w:t>:</w:t>
+      </w:r>
+      <w:r>
+        <w:rPr>
+          <w:rtl/>
+        </w:rPr>
+        <w:t xml:space="preserve"> يجب أن تكون واجهة المستخدم بديهية وسهلة الاستخدام</w:t>
+      </w:r>
+      <w:r>
+        <w:t>.</w:t>
+      </w:r>
+    </w:p>
+    <w:p>
+      <w:pPr>
+        <w:pStyle w:val="MdListItem"/>
+        <w:numPr>
+          <w:ilvl w:val="0"/>
+          <w:numId w:val="2"/>
+        </w:numPr>
+        <w:bidi/>
+      </w:pPr>
+      <w:r>
+        <w:rPr>
+          <w:rStyle w:val="MdStrong"/>
+          <w:rtl/>
+        </w:rPr>
+        <w:t>الأمان</w:t>
+      </w:r>
+      <w:r>
+        <w:rPr>
+          <w:rStyle w:val="MdStrong"/>
+        </w:rPr>
+        <w:t>:</w:t>
+      </w:r>
+      <w:r>
+        <w:rPr>
+          <w:rtl/>
+        </w:rPr>
+        <w:t xml:space="preserve"> يجب أن يحافظ النظام على خصوصية الرسائل الخاصة </w:t>
+      </w:r>
+      <w:r>
+        <w:t>(</w:t>
+      </w:r>
+      <w:r>
+        <w:rPr>
+          <w:rtl/>
+        </w:rPr>
+        <w:t>على الرغم من أن المصادقة الأساسية فقط هي المطبقة حالياً</w:t>
+      </w:r>
+      <w:r>
+        <w:t>).</w:t>
+      </w:r>
+    </w:p>
+    <w:p>
+      <w:pPr>
+        <w:pStyle w:val="MdListItem"/>
+        <w:numPr>
+          <w:ilvl w:val="0"/>
+          <w:numId w:val="2"/>
+        </w:numPr>
+        <w:bidi/>
+      </w:pPr>
+      <w:r>
+        <w:rPr>
+          <w:rStyle w:val="MdStrong"/>
+          <w:rtl/>
+        </w:rPr>
+        <w:t xml:space="preserve">قابلية التوسع </w:t>
+      </w:r>
+      <w:r>
+        <w:rPr>
+          <w:rStyle w:val="MdStrong"/>
+        </w:rPr>
+        <w:t>(Scalability):</w:t>
+      </w:r>
+      <w:r>
+        <w:rPr>
+          <w:rtl/>
+        </w:rPr>
+        <w:t xml:space="preserve"> يجب أن يكون التصميم قابلاً للتوسع مستقبلاً لدعم عدد أكبر من المستخدمين والغرف </w:t>
+      </w:r>
+      <w:r>
+        <w:t>(</w:t>
+      </w:r>
+      <w:r>
+        <w:rPr>
+          <w:rtl/>
+        </w:rPr>
+        <w:t>مع الأخذ في الاعتبار القيود الحالية للتخزين في الذاكرة</w:t>
+      </w:r>
+      <w:r>
+        <w:t>).</w:t>
+      </w:r>
+    </w:p>
+    <w:p>
+      <w:pPr>
+        <w:pStyle w:val="MdSpace"/>
+        <w:bidi/>
+        <w:spacing w:after="60"/>
+      </w:pPr>
+    </w:p>
+    <w:p>
+      <w:pPr>
+        <w:pStyle w:val="MdHeading2"/>
+        <w:bidi/>
+      </w:pPr>
+      <w:r>
+        <w:t xml:space="preserve">.5 </w:t>
+      </w:r>
+      <w:r>
+        <w:rPr>
+          <w:rFonts w:hint="cs"/>
+          <w:rtl/>
+          <w:lang w:bidi="ar-SY"/>
+        </w:rPr>
+        <w:t xml:space="preserve"> </w:t>
+      </w:r>
+      <w:r>
+        <w:rPr>
+          <w:rtl/>
+        </w:rPr>
+        <w:t>نظرة عامة على النظام المقترح</w:t>
       </w:r>
     </w:p>
     <w:p>
@@ -234,13 +910,7 @@
         <w:rPr>
           <w:rtl/>
         </w:rPr>
-        <w:t>يهدف هذا المشروع</w:t>
-      </w:r>
-      <w:r>
-        <w:rPr>
-          <w:rtl/>
-        </w:rPr>
-        <w:t xml:space="preserve"> إلى تحقيق الأهداف التالية</w:t>
+        <w:t>يعتمد النظام على نموذج العميل والخادم، حيث</w:t>
       </w:r>
       <w:r>
         <w:t>:</w:t>
@@ -267,19 +937,37 @@
           <w:rStyle w:val="MdStrong"/>
           <w:rtl/>
         </w:rPr>
-        <w:t>الهدف الرئيسي</w:t>
+        <w:t xml:space="preserve">الخادم </w:t>
       </w:r>
       <w:r>
         <w:rPr>
           <w:rStyle w:val="MdStrong"/>
         </w:rPr>
-        <w:t>:</w:t>
-      </w:r>
-      <w:r>
-        <w:rPr>
-          <w:rtl/>
-        </w:rPr>
-        <w:t xml:space="preserve"> تصميم وتطوير نظام دردشة فوري مستقر وفعال يعتمد على معمارية العميل والخادم</w:t>
+        <w:t>(Server):</w:t>
+      </w:r>
+      <w:r>
+        <w:rPr>
+          <w:rtl/>
+        </w:rPr>
+        <w:t xml:space="preserve"> مبني باستخدام </w:t>
+      </w:r>
+      <w:r>
+        <w:t xml:space="preserve">Node.js </w:t>
+      </w:r>
+      <w:r>
+        <w:rPr>
+          <w:rtl/>
+        </w:rPr>
+        <w:t xml:space="preserve">ومكتبة </w:t>
+      </w:r>
+      <w:r>
+        <w:t xml:space="preserve">Socket.io. </w:t>
+      </w:r>
+      <w:r>
+        <w:rPr>
+          <w:rtl/>
+        </w:rPr>
+        <w:t>يدير الاتصالات، يوجه الرسائل، يحتفظ بحالة المستخدمين والغرف، ويخزن سجل المحادثات مؤقتاً في الذاكرة</w:t>
       </w:r>
       <w:r>
         <w:t>.</w:t>
@@ -299,29 +987,55 @@
           <w:rStyle w:val="MdStrong"/>
           <w:rtl/>
         </w:rPr>
-        <w:t>الأهداف الفرعية</w:t>
+        <w:t xml:space="preserve">العميل </w:t>
       </w:r>
       <w:r>
         <w:rPr>
           <w:rStyle w:val="MdStrong"/>
         </w:rPr>
-        <w:t>:</w:t>
-      </w:r>
-    </w:p>
-    <w:p>
-      <w:pPr>
-        <w:pStyle w:val="MdListItem"/>
-        <w:numPr>
-          <w:ilvl w:val="1"/>
-          <w:numId w:val="2"/>
-        </w:numPr>
-        <w:bidi/>
-      </w:pPr>
-      <w:r>
-        <w:rPr>
-          <w:rtl/>
-        </w:rPr>
-        <w:t>توفير غرف دردشة متعددة لتنظيم المحادثات الجماعية</w:t>
+        <w:t>(Client):</w:t>
+      </w:r>
+      <w:r>
+        <w:rPr>
+          <w:rtl/>
+        </w:rPr>
+        <w:t xml:space="preserve"> عبارة عن تطبيق ويب </w:t>
+      </w:r>
+      <w:r>
+        <w:t xml:space="preserve">(Single Page Application) </w:t>
+      </w:r>
+      <w:r>
+        <w:rPr>
+          <w:rtl/>
+        </w:rPr>
+        <w:t xml:space="preserve">مبني باستخدام </w:t>
+      </w:r>
+      <w:r>
+        <w:t xml:space="preserve">HTML, CSS, </w:t>
+      </w:r>
+      <w:r>
+        <w:rPr>
+          <w:rtl/>
+        </w:rPr>
+        <w:t xml:space="preserve">و </w:t>
+      </w:r>
+      <w:r>
+        <w:t xml:space="preserve">JavaScript. </w:t>
+      </w:r>
+      <w:r>
+        <w:rPr>
+          <w:rtl/>
+        </w:rPr>
+        <w:t xml:space="preserve">يتفاعل مع الخادم عبر </w:t>
+      </w:r>
+      <w:r>
+        <w:t>Socket.io</w:t>
+      </w:r>
+      <w:r>
+        <w:rPr>
+          <w:rtl/>
+        </w:rPr>
+        <w:t>، ويعرض واجهة المستخدم، ويرسل ويستقبل الرسائل</w:t>
       </w:r>
       <w:r>
         <w:t>.</w:t>
@@ -329,18 +1043,32 @@
     </w:p>
     <w:p>
       <w:pPr>
-        <w:pStyle w:val="MdListItem"/>
-        <w:numPr>
-          <w:ilvl w:val="1"/>
-          <w:numId w:val="2"/>
-        </w:numPr>
-        <w:bidi/>
-      </w:pPr>
-      <w:r>
-        <w:rPr>
-          <w:rtl/>
-        </w:rPr>
-        <w:t>تمكين المستخدمين من إرسال واستقبال الرسائل الخاصة بشكل آمن</w:t>
+        <w:pStyle w:val="MdSpace"/>
+        <w:bidi/>
+        <w:spacing w:after="60"/>
+      </w:pPr>
+    </w:p>
+    <w:p>
+      <w:pPr>
+        <w:pStyle w:val="MdParagraph"/>
+        <w:bidi/>
+      </w:pPr>
+      <w:r>
+        <w:rPr>
+          <w:rtl/>
+        </w:rPr>
+        <w:t xml:space="preserve">يتم الاتصال بين العميل والخادم عبر </w:t>
+      </w:r>
+      <w:proofErr w:type="spellStart"/>
+      <w:r>
+        <w:t>WebSockets</w:t>
+      </w:r>
+      <w:proofErr w:type="spellEnd"/>
+      <w:r>
+        <w:rPr>
+          <w:rtl/>
+        </w:rPr>
+        <w:t>، مما يوفر قناة اتصال مستمرة وثنائية الاتجاه، وهي مثالية لتطبيقات الدردشة الفورية</w:t>
       </w:r>
       <w:r>
         <w:t>.</w:t>
@@ -348,104 +1076,6 @@
     </w:p>
     <w:p>
       <w:pPr>
-        <w:pStyle w:val="MdListItem"/>
-        <w:numPr>
-          <w:ilvl w:val="1"/>
-          <w:numId w:val="2"/>
-        </w:numPr>
-        <w:bidi/>
-      </w:pPr>
-      <w:r>
-        <w:rPr>
-          <w:rtl/>
-        </w:rPr>
-        <w:t>إدارة قائم</w:t>
-      </w:r>
-      <w:r>
-        <w:rPr>
-          <w:rtl/>
-        </w:rPr>
-        <w:t>ة المستخدمين المتصلين وعرض حالتهم</w:t>
-      </w:r>
-      <w:r>
-        <w:t>.</w:t>
-      </w:r>
-    </w:p>
-    <w:p>
-      <w:pPr>
-        <w:pStyle w:val="MdListItem"/>
-        <w:numPr>
-          <w:ilvl w:val="1"/>
-          <w:numId w:val="2"/>
-        </w:numPr>
-        <w:bidi/>
-      </w:pPr>
-      <w:r>
-        <w:rPr>
-          <w:rtl/>
-        </w:rPr>
-        <w:t xml:space="preserve">توفير سجل للمحادثات </w:t>
-      </w:r>
-      <w:r>
-        <w:t xml:space="preserve">(History) </w:t>
-      </w:r>
-      <w:r>
-        <w:rPr>
-          <w:rFonts w:hint="cs"/>
-          <w:rtl/>
-        </w:rPr>
-        <w:t xml:space="preserve"> </w:t>
-      </w:r>
-      <w:r>
-        <w:rPr>
-          <w:rtl/>
-        </w:rPr>
-        <w:t>لضمان استمرارية السياق</w:t>
-      </w:r>
-      <w:r>
-        <w:t>.</w:t>
-      </w:r>
-    </w:p>
-    <w:p>
-      <w:pPr>
-        <w:pStyle w:val="MdListItem"/>
-        <w:numPr>
-          <w:ilvl w:val="1"/>
-          <w:numId w:val="2"/>
-        </w:numPr>
-        <w:bidi/>
-      </w:pPr>
-      <w:r>
-        <w:rPr>
-          <w:rtl/>
-        </w:rPr>
-        <w:t>تضمين نظام إشعارات فعال لتنبيه المستخدمين بالرسائل الجديدة في الغرف أو المحادثات الخاصة</w:t>
-      </w:r>
-      <w:r>
-        <w:t>.</w:t>
-      </w:r>
-    </w:p>
-    <w:p>
-      <w:pPr>
-        <w:pStyle w:val="MdListItem"/>
-        <w:numPr>
-          <w:ilvl w:val="1"/>
-          <w:numId w:val="2"/>
-        </w:numPr>
-        <w:bidi/>
-      </w:pPr>
-      <w:r>
-        <w:rPr>
-          <w:rtl/>
-        </w:rPr>
-        <w:t>بناء واجهة مستخدم نظيفة وحديثة وسهلة الاستخدام</w:t>
-      </w:r>
-      <w:r>
-        <w:t>.</w:t>
-      </w:r>
-    </w:p>
-    <w:p>
-      <w:pPr>
         <w:pStyle w:val="MdSpace"/>
         <w:bidi/>
         <w:spacing w:after="60"/>
@@ -457,702 +1087,7 @@
         <w:bidi/>
       </w:pPr>
       <w:r>
-        <w:t>.</w:t>
-      </w:r>
-      <w:r>
-        <w:t>4</w:t>
-      </w:r>
-      <w:r>
-        <w:t xml:space="preserve"> </w:t>
-      </w:r>
-      <w:r>
-        <w:rPr>
-          <w:rFonts w:hint="cs"/>
-          <w:rtl/>
-        </w:rPr>
-        <w:t xml:space="preserve"> </w:t>
-      </w:r>
-      <w:r>
-        <w:rPr>
-          <w:rtl/>
-        </w:rPr>
-        <w:t>متطلبات النظام</w:t>
-      </w:r>
-    </w:p>
-    <w:p>
-      <w:pPr>
-        <w:pStyle w:val="MdHeading3"/>
-        <w:bidi/>
-      </w:pPr>
-      <w:r>
-        <w:t xml:space="preserve">4.1 </w:t>
-      </w:r>
-      <w:r>
-        <w:rPr>
-          <w:rtl/>
-        </w:rPr>
-        <w:t>المتطلب</w:t>
-      </w:r>
-      <w:r>
-        <w:rPr>
-          <w:rtl/>
-        </w:rPr>
-        <w:t xml:space="preserve">ات الوظيفية </w:t>
-      </w:r>
-      <w:r>
-        <w:t>(Functional Requirements)</w:t>
-      </w:r>
-    </w:p>
-    <w:p>
-      <w:pPr>
-        <w:pStyle w:val="MdListItem"/>
-        <w:numPr>
-          <w:ilvl w:val="0"/>
-          <w:numId w:val="2"/>
-        </w:numPr>
-        <w:bidi/>
-      </w:pPr>
-      <w:r>
-        <w:rPr>
-          <w:rtl/>
-        </w:rPr>
-        <w:t>يجب أن يسمح النظام للمستخدمين بتسجيل الدخول باسم مستخدم فريد</w:t>
-      </w:r>
-      <w:r>
-        <w:t>.</w:t>
-      </w:r>
-    </w:p>
-    <w:p>
-      <w:pPr>
-        <w:pStyle w:val="MdListItem"/>
-        <w:numPr>
-          <w:ilvl w:val="0"/>
-          <w:numId w:val="2"/>
-        </w:numPr>
-        <w:bidi/>
-      </w:pPr>
-      <w:r>
-        <w:rPr>
-          <w:rtl/>
-        </w:rPr>
-        <w:t>يجب أن يدعم النظام غرف دردشة متعددة يمكن للمستخدمين الانضمام إليها والمغادرة منها</w:t>
-      </w:r>
-      <w:r>
-        <w:t>.</w:t>
-      </w:r>
-    </w:p>
-    <w:p>
-      <w:pPr>
-        <w:pStyle w:val="MdListItem"/>
-        <w:numPr>
-          <w:ilvl w:val="0"/>
-          <w:numId w:val="2"/>
-        </w:numPr>
-        <w:bidi/>
-      </w:pPr>
-      <w:r>
-        <w:rPr>
-          <w:rtl/>
-        </w:rPr>
-        <w:t>يجب أن يتمكن المستخدمون من إرسال رسائل عامة داخل الغرفة التي يتواجدون فيه</w:t>
-      </w:r>
-      <w:r>
-        <w:rPr>
-          <w:rtl/>
-        </w:rPr>
-        <w:t>ا</w:t>
-      </w:r>
-      <w:r>
-        <w:t>.</w:t>
-      </w:r>
-    </w:p>
-    <w:p>
-      <w:pPr>
-        <w:pStyle w:val="MdListItem"/>
-        <w:numPr>
-          <w:ilvl w:val="0"/>
-          <w:numId w:val="2"/>
-        </w:numPr>
-        <w:bidi/>
-      </w:pPr>
-      <w:r>
-        <w:rPr>
-          <w:rtl/>
-        </w:rPr>
-        <w:t>يجب أن يتمكن المستخدمون من إرسال رسائل خاصة لمستخدمين آخرين</w:t>
-      </w:r>
-      <w:r>
-        <w:t>.</w:t>
-      </w:r>
-    </w:p>
-    <w:p>
-      <w:pPr>
-        <w:pStyle w:val="MdListItem"/>
-        <w:numPr>
-          <w:ilvl w:val="0"/>
-          <w:numId w:val="2"/>
-        </w:numPr>
-        <w:bidi/>
-      </w:pPr>
-      <w:r>
-        <w:rPr>
-          <w:rtl/>
-        </w:rPr>
-        <w:t>يجب أن يعرض النظام قائمة بالمستخدمين المتصلين حالياً</w:t>
-      </w:r>
-      <w:r>
-        <w:t>.</w:t>
-      </w:r>
-    </w:p>
-    <w:p>
-      <w:pPr>
-        <w:pStyle w:val="MdListItem"/>
-        <w:numPr>
-          <w:ilvl w:val="0"/>
-          <w:numId w:val="2"/>
-        </w:numPr>
-        <w:bidi/>
-      </w:pPr>
-      <w:r>
-        <w:rPr>
-          <w:rtl/>
-        </w:rPr>
-        <w:lastRenderedPageBreak/>
-        <w:t xml:space="preserve">يجب أن يحافظ النظام على سجل </w:t>
-      </w:r>
-      <w:r>
-        <w:t xml:space="preserve">(History) </w:t>
-      </w:r>
-      <w:r>
-        <w:rPr>
-          <w:rtl/>
-        </w:rPr>
-        <w:t xml:space="preserve">لآخر </w:t>
-      </w:r>
-      <w:r>
-        <w:t xml:space="preserve">50 </w:t>
-      </w:r>
-      <w:r>
-        <w:rPr>
-          <w:rtl/>
-        </w:rPr>
-        <w:t>رسالة في كل غرفة ومحادثة خاصة</w:t>
-      </w:r>
-      <w:r>
-        <w:t>.</w:t>
-      </w:r>
-    </w:p>
-    <w:p>
-      <w:pPr>
-        <w:pStyle w:val="MdListItem"/>
-        <w:numPr>
-          <w:ilvl w:val="0"/>
-          <w:numId w:val="2"/>
-        </w:numPr>
-        <w:bidi/>
-      </w:pPr>
-      <w:r>
-        <w:rPr>
-          <w:rtl/>
-        </w:rPr>
-        <w:t xml:space="preserve">يجب أن يوفر النظام إشعارات مرئية وصوتية للرسائل الجديدة </w:t>
-      </w:r>
-      <w:r>
-        <w:t>(</w:t>
-      </w:r>
-      <w:r>
-        <w:rPr>
-          <w:rtl/>
-        </w:rPr>
-        <w:t>سواء في الغرف أو الرسائل الخاصة</w:t>
-      </w:r>
-      <w:r>
-        <w:t>).</w:t>
-      </w:r>
-    </w:p>
-    <w:p>
-      <w:pPr>
-        <w:pStyle w:val="MdListItem"/>
-        <w:numPr>
-          <w:ilvl w:val="0"/>
-          <w:numId w:val="2"/>
-        </w:numPr>
-        <w:bidi/>
-      </w:pPr>
-      <w:r>
-        <w:rPr>
-          <w:rtl/>
-        </w:rPr>
-        <w:t>يجب أن يسمح النظام للمستخدمين بالتبديل بين الغرف والمحادثات الخاصة بسلاسة</w:t>
-      </w:r>
-      <w:r>
-        <w:t>.</w:t>
-      </w:r>
-    </w:p>
-    <w:p>
-      <w:pPr>
-        <w:pStyle w:val="MdSpace"/>
-        <w:bidi/>
-        <w:spacing w:after="60"/>
-      </w:pPr>
-    </w:p>
-    <w:p>
-      <w:pPr>
-        <w:pStyle w:val="MdHeading3"/>
-        <w:bidi/>
-      </w:pPr>
-      <w:r>
-        <w:t xml:space="preserve">4.2 </w:t>
-      </w:r>
-      <w:r>
-        <w:rPr>
-          <w:rtl/>
-        </w:rPr>
-        <w:t xml:space="preserve">المتطلبات غير الوظيفية </w:t>
-      </w:r>
-      <w:r>
-        <w:t>(Non-Functional Requirements)</w:t>
-      </w:r>
-    </w:p>
-    <w:p>
-      <w:pPr>
-        <w:pStyle w:val="MdListItem"/>
-        <w:numPr>
-          <w:ilvl w:val="0"/>
-          <w:numId w:val="2"/>
-        </w:numPr>
-        <w:bidi/>
-      </w:pPr>
-      <w:r>
-        <w:rPr>
-          <w:rStyle w:val="MdStrong"/>
-          <w:rtl/>
-        </w:rPr>
-        <w:t>الأداء</w:t>
-      </w:r>
-      <w:r>
-        <w:rPr>
-          <w:rStyle w:val="MdStrong"/>
-        </w:rPr>
-        <w:t>:</w:t>
-      </w:r>
-      <w:r>
-        <w:rPr>
-          <w:rtl/>
-        </w:rPr>
-        <w:t xml:space="preserve"> يجب أن يكون النظام قادرا</w:t>
-      </w:r>
-      <w:r>
-        <w:rPr>
-          <w:rtl/>
-        </w:rPr>
-        <w:t xml:space="preserve">ً على معالجة الرسائل في الوقت الحقيقي بحد أدنى من التأخير </w:t>
-      </w:r>
-      <w:r>
-        <w:t>(Low Latency).</w:t>
-      </w:r>
-    </w:p>
-    <w:p>
-      <w:pPr>
-        <w:pStyle w:val="MdListItem"/>
-        <w:numPr>
-          <w:ilvl w:val="0"/>
-          <w:numId w:val="2"/>
-        </w:numPr>
-        <w:bidi/>
-      </w:pPr>
-      <w:proofErr w:type="spellStart"/>
-      <w:r>
-        <w:rPr>
-          <w:rStyle w:val="MdStrong"/>
-          <w:rtl/>
-        </w:rPr>
-        <w:t>الموثوقية</w:t>
-      </w:r>
-      <w:proofErr w:type="spellEnd"/>
-      <w:r>
-        <w:rPr>
-          <w:rStyle w:val="MdStrong"/>
-        </w:rPr>
-        <w:t>:</w:t>
-      </w:r>
-      <w:r>
-        <w:rPr>
-          <w:rtl/>
-        </w:rPr>
-        <w:t xml:space="preserve"> يجب أن يكون النظام مستقراً وقادراً على التعامل مع انقطاع الاتصال وإعادة الاتصال تلقائياً</w:t>
-      </w:r>
-      <w:r>
-        <w:t>.</w:t>
-      </w:r>
-    </w:p>
-    <w:p>
-      <w:pPr>
-        <w:pStyle w:val="MdListItem"/>
-        <w:numPr>
-          <w:ilvl w:val="0"/>
-          <w:numId w:val="2"/>
-        </w:numPr>
-        <w:bidi/>
-      </w:pPr>
-      <w:r>
-        <w:rPr>
-          <w:rStyle w:val="MdStrong"/>
-          <w:rtl/>
-        </w:rPr>
-        <w:t>قابلية الاستخدام</w:t>
-      </w:r>
-      <w:r>
-        <w:rPr>
-          <w:rStyle w:val="MdStrong"/>
-        </w:rPr>
-        <w:t>:</w:t>
-      </w:r>
-      <w:r>
-        <w:rPr>
-          <w:rtl/>
-        </w:rPr>
-        <w:t xml:space="preserve"> يجب أن تكون واجهة المستخدم بديهية وسهلة الاستخدام</w:t>
-      </w:r>
-      <w:r>
-        <w:t>.</w:t>
-      </w:r>
-    </w:p>
-    <w:p>
-      <w:pPr>
-        <w:pStyle w:val="MdListItem"/>
-        <w:numPr>
-          <w:ilvl w:val="0"/>
-          <w:numId w:val="2"/>
-        </w:numPr>
-        <w:bidi/>
-      </w:pPr>
-      <w:r>
-        <w:rPr>
-          <w:rStyle w:val="MdStrong"/>
-          <w:rtl/>
-        </w:rPr>
-        <w:t>الأمان</w:t>
-      </w:r>
-      <w:r>
-        <w:rPr>
-          <w:rStyle w:val="MdStrong"/>
-        </w:rPr>
-        <w:t>:</w:t>
-      </w:r>
-      <w:r>
-        <w:rPr>
-          <w:rtl/>
-        </w:rPr>
-        <w:t xml:space="preserve"> يجب أ</w:t>
-      </w:r>
-      <w:r>
-        <w:rPr>
-          <w:rtl/>
-        </w:rPr>
-        <w:t xml:space="preserve">ن يحافظ النظام على خصوصية الرسائل الخاصة </w:t>
-      </w:r>
-      <w:r>
-        <w:t>(</w:t>
-      </w:r>
-      <w:r>
-        <w:rPr>
-          <w:rtl/>
-        </w:rPr>
-        <w:t>على الرغم من أن المصادقة الأساسية فقط هي المطبقة حالياً</w:t>
-      </w:r>
-      <w:r>
-        <w:t>).</w:t>
-      </w:r>
-    </w:p>
-    <w:p>
-      <w:pPr>
-        <w:pStyle w:val="MdListItem"/>
-        <w:numPr>
-          <w:ilvl w:val="0"/>
-          <w:numId w:val="2"/>
-        </w:numPr>
-        <w:bidi/>
-      </w:pPr>
-      <w:r>
-        <w:rPr>
-          <w:rStyle w:val="MdStrong"/>
-          <w:rtl/>
-        </w:rPr>
-        <w:t xml:space="preserve">قابلية التوسع </w:t>
-      </w:r>
-      <w:r>
-        <w:rPr>
-          <w:rStyle w:val="MdStrong"/>
-        </w:rPr>
-        <w:t>(Scalability):</w:t>
-      </w:r>
-      <w:r>
-        <w:rPr>
-          <w:rtl/>
-        </w:rPr>
-        <w:t xml:space="preserve"> يجب أن يكون التصميم قابلاً للتوسع مستقبلاً لدعم عدد أكبر من المستخدمين والغرف </w:t>
-      </w:r>
-      <w:r>
-        <w:t>(</w:t>
-      </w:r>
-      <w:r>
-        <w:rPr>
-          <w:rtl/>
-        </w:rPr>
-        <w:t>مع الأخذ في الاعتبار القيود الحالية للتخزين في ا</w:t>
-      </w:r>
-      <w:r>
-        <w:rPr>
-          <w:rtl/>
-        </w:rPr>
-        <w:t>لذاكرة</w:t>
-      </w:r>
-      <w:r>
-        <w:t>).</w:t>
-      </w:r>
-    </w:p>
-    <w:p>
-      <w:pPr>
-        <w:pStyle w:val="MdSpace"/>
-        <w:bidi/>
-        <w:spacing w:after="60"/>
-      </w:pPr>
-    </w:p>
-    <w:p>
-      <w:pPr>
-        <w:pStyle w:val="MdHeading2"/>
-        <w:bidi/>
-      </w:pPr>
-      <w:r>
-        <w:t>.</w:t>
-      </w:r>
-      <w:r>
-        <w:t>5</w:t>
-      </w:r>
-      <w:r>
-        <w:t xml:space="preserve"> </w:t>
-      </w:r>
-      <w:r>
-        <w:rPr>
-          <w:rFonts w:hint="cs"/>
-          <w:rtl/>
-          <w:lang w:bidi="ar-SY"/>
-        </w:rPr>
-        <w:t xml:space="preserve"> </w:t>
-      </w:r>
-      <w:r>
-        <w:rPr>
-          <w:rtl/>
-        </w:rPr>
-        <w:t>نظرة عامة على النظام المقترح</w:t>
-      </w:r>
-    </w:p>
-    <w:p>
-      <w:pPr>
-        <w:pStyle w:val="MdParagraph"/>
-        <w:bidi/>
-      </w:pPr>
-      <w:r>
-        <w:rPr>
-          <w:rtl/>
-        </w:rPr>
-        <w:t>يعتمد النظام على نموذج العميل والخادم، حيث</w:t>
-      </w:r>
-      <w:r>
-        <w:t>:</w:t>
-      </w:r>
-    </w:p>
-    <w:p>
-      <w:pPr>
-        <w:pStyle w:val="MdSpace"/>
-        <w:bidi/>
-        <w:spacing w:after="60"/>
-      </w:pPr>
-    </w:p>
-    <w:p>
-      <w:pPr>
-        <w:pStyle w:val="MdListItem"/>
-        <w:numPr>
-          <w:ilvl w:val="0"/>
-          <w:numId w:val="2"/>
-        </w:numPr>
-        <w:bidi/>
-      </w:pPr>
-      <w:r>
-        <w:rPr>
-          <w:rStyle w:val="MdStrong"/>
-          <w:rtl/>
-        </w:rPr>
-        <w:t xml:space="preserve">الخادم </w:t>
-      </w:r>
-      <w:r>
-        <w:rPr>
-          <w:rStyle w:val="MdStrong"/>
-        </w:rPr>
-        <w:t>(Server):</w:t>
-      </w:r>
-      <w:r>
-        <w:rPr>
-          <w:rtl/>
-        </w:rPr>
-        <w:t xml:space="preserve"> مبني باستخدام </w:t>
-      </w:r>
-      <w:r>
-        <w:t xml:space="preserve">Node.js </w:t>
-      </w:r>
-      <w:r>
-        <w:rPr>
-          <w:rtl/>
-        </w:rPr>
-        <w:t xml:space="preserve">ومكتبة </w:t>
-      </w:r>
-      <w:r>
-        <w:t xml:space="preserve">Socket.io. </w:t>
-      </w:r>
-      <w:r>
-        <w:rPr>
-          <w:rtl/>
-        </w:rPr>
-        <w:t>يدير الاتصالات، يوجه الرسائل، يحتفظ بحالة المستخدمين والغرف، ويخزن سجل المحادثات مؤقتاً في الذاكرة</w:t>
-      </w:r>
-      <w:r>
-        <w:t>.</w:t>
-      </w:r>
-    </w:p>
-    <w:p>
-      <w:pPr>
-        <w:pStyle w:val="MdListItem"/>
-        <w:numPr>
-          <w:ilvl w:val="0"/>
-          <w:numId w:val="2"/>
-        </w:numPr>
-        <w:bidi/>
-      </w:pPr>
-      <w:r>
-        <w:rPr>
-          <w:rStyle w:val="MdStrong"/>
-          <w:rtl/>
-        </w:rPr>
-        <w:t xml:space="preserve">العميل </w:t>
-      </w:r>
-      <w:r>
-        <w:rPr>
-          <w:rStyle w:val="MdStrong"/>
-        </w:rPr>
-        <w:t>(Clie</w:t>
-      </w:r>
-      <w:r>
-        <w:rPr>
-          <w:rStyle w:val="MdStrong"/>
-        </w:rPr>
-        <w:t>nt):</w:t>
-      </w:r>
-      <w:r>
-        <w:rPr>
-          <w:rtl/>
-        </w:rPr>
-        <w:t xml:space="preserve"> عبارة عن تطبيق ويب </w:t>
-      </w:r>
-      <w:r>
-        <w:t xml:space="preserve">(Single Page Application) </w:t>
-      </w:r>
-      <w:r>
-        <w:rPr>
-          <w:rtl/>
-        </w:rPr>
-        <w:t xml:space="preserve">مبني باستخدام </w:t>
-      </w:r>
-      <w:r>
-        <w:t xml:space="preserve">HTML, CSS, </w:t>
-      </w:r>
-      <w:r>
-        <w:rPr>
-          <w:rtl/>
-        </w:rPr>
-        <w:t xml:space="preserve">و </w:t>
-      </w:r>
-      <w:r>
-        <w:t xml:space="preserve">JavaScript. </w:t>
-      </w:r>
-      <w:r>
-        <w:rPr>
-          <w:rtl/>
-        </w:rPr>
-        <w:t xml:space="preserve">يتفاعل مع الخادم عبر </w:t>
-      </w:r>
-      <w:r>
-        <w:t>Socket.io</w:t>
-      </w:r>
-      <w:r>
-        <w:rPr>
-          <w:rtl/>
-        </w:rPr>
-        <w:t>، ويعرض واجهة المستخدم، ويرسل ويستقبل الرسائل</w:t>
-      </w:r>
-      <w:r>
-        <w:t>.</w:t>
-      </w:r>
-    </w:p>
-    <w:p>
-      <w:pPr>
-        <w:pStyle w:val="MdSpace"/>
-        <w:bidi/>
-        <w:spacing w:after="60"/>
-      </w:pPr>
-    </w:p>
-    <w:p>
-      <w:pPr>
-        <w:pStyle w:val="MdParagraph"/>
-        <w:bidi/>
-      </w:pPr>
-      <w:r>
-        <w:rPr>
-          <w:rtl/>
-        </w:rPr>
-        <w:t xml:space="preserve">يتم الاتصال بين العميل والخادم عبر </w:t>
-      </w:r>
-      <w:proofErr w:type="spellStart"/>
-      <w:r>
-        <w:t>WebSockets</w:t>
-      </w:r>
-      <w:proofErr w:type="spellEnd"/>
-      <w:r>
-        <w:rPr>
-          <w:rtl/>
-        </w:rPr>
-        <w:t>، مما يوفر قناة اتصال مستمرة وثنائية الاتجاه</w:t>
-      </w:r>
-      <w:r>
-        <w:rPr>
-          <w:rtl/>
-        </w:rPr>
-        <w:t>، وهي مثالية لتطبيقات الدردشة الفورية</w:t>
-      </w:r>
-      <w:r>
-        <w:t>.</w:t>
-      </w:r>
-    </w:p>
-    <w:p>
-      <w:pPr>
-        <w:pStyle w:val="MdSpace"/>
-        <w:bidi/>
-        <w:spacing w:after="60"/>
-      </w:pPr>
-    </w:p>
-    <w:p>
-      <w:pPr>
-        <w:pStyle w:val="MdHeading2"/>
-        <w:bidi/>
-      </w:pPr>
-      <w:r>
-        <w:t xml:space="preserve"> .</w:t>
-      </w:r>
-      <w:r>
-        <w:t>6</w:t>
-      </w:r>
-      <w:r>
-        <w:t xml:space="preserve"> </w:t>
+        <w:t xml:space="preserve"> .6 </w:t>
       </w:r>
       <w:r>
         <w:rPr>
@@ -1626,6 +1561,7 @@
   <w:style w:type="paragraph" w:default="1" w:styleId="a">
     <w:name w:val="Normal"/>
     <w:qFormat/>
+    <w:rsid w:val="00573606"/>
     <w:pPr>
       <w:bidi/>
     </w:pPr>
